--- a/docs/Does_every_2nd-Order_Lagrangian_System_Has_a_Hamiltonian.docx
+++ b/docs/Does_every_2nd-Order_Lagrangian_System_Has_a_Hamiltonian.docx
@@ -13,6 +13,145 @@
         <w:t>2nd-Order Lagrangian System Has a Hamiltonian?</w:t>
       </w:r>
     </w:p>
+    <w:p>
+      <w:r>
+        <w:t>Compiled by D.Gueorguiev , 4/27/26</w:t>
+      </w:r>
+    </w:p>
+    <w:p/>
+    <w:p>
+      <w:r>
+        <w:t xml:space="preserve">The statement is </w:t>
+      </w:r>
+      <w:r>
+        <w:rPr>
+          <w:rStyle w:val="Strong"/>
+        </w:rPr>
+        <w:t>true locally</w:t>
+      </w:r>
+      <w:r>
+        <w:t xml:space="preserve">, and the condition that the system is genuinely 2nd order is essentially </w:t>
+      </w:r>
+      <w:r>
+        <w:rPr>
+          <w:rStyle w:val="Emphasis"/>
+        </w:rPr>
+        <w:t>equivalent</w:t>
+      </w:r>
+      <w:r>
+        <w:t xml:space="preserve"> to the Legendre transform being well-defined. But global existence requires additional care.</w:t>
+      </w:r>
+    </w:p>
+    <w:p/>
+    <w:p>
+      <w:r>
+        <w:t>The Standard Construction: Legendre Transform</w:t>
+      </w:r>
+    </w:p>
+    <w:p>
+      <w:r>
+        <w:t xml:space="preserve">Given </w:t>
+      </w:r>
+      <m:oMath>
+        <m:r>
+          <w:rPr>
+            <w:rStyle w:val="katex-mathml"/>
+            <w:rFonts w:ascii="Cambria Math" w:hAnsi="Cambria Math"/>
+          </w:rPr>
+          <m:t>L(</m:t>
+        </m:r>
+        <m:sSup>
+          <m:sSupPr>
+            <m:ctrlPr>
+              <w:rPr>
+                <w:rStyle w:val="katex-mathml"/>
+                <w:rFonts w:ascii="Cambria Math" w:hAnsi="Cambria Math"/>
+                <w:i/>
+              </w:rPr>
+            </m:ctrlPr>
+          </m:sSupPr>
+          <m:e>
+            <m:r>
+              <w:rPr>
+                <w:rStyle w:val="katex-mathml"/>
+                <w:rFonts w:ascii="Cambria Math" w:hAnsi="Cambria Math"/>
+              </w:rPr>
+              <m:t>q</m:t>
+            </m:r>
+          </m:e>
+          <m:sup>
+            <m:r>
+              <w:rPr>
+                <w:rStyle w:val="katex-mathml"/>
+                <w:rFonts w:ascii="Cambria Math" w:hAnsi="Cambria Math"/>
+              </w:rPr>
+              <m:t>i</m:t>
+            </m:r>
+          </m:sup>
+        </m:sSup>
+        <m:r>
+          <w:rPr>
+            <w:rStyle w:val="katex-mathml"/>
+            <w:rFonts w:ascii="Cambria Math" w:hAnsi="Cambria Math"/>
+          </w:rPr>
+          <m:t>,</m:t>
+        </m:r>
+        <m:sSup>
+          <m:sSupPr>
+            <m:ctrlPr>
+              <w:rPr>
+                <w:rStyle w:val="katex-mathml"/>
+                <w:rFonts w:ascii="Cambria Math" w:hAnsi="Cambria Math"/>
+                <w:i/>
+              </w:rPr>
+            </m:ctrlPr>
+          </m:sSupPr>
+          <m:e>
+            <m:acc>
+              <m:accPr>
+                <m:chr m:val="̇"/>
+                <m:ctrlPr>
+                  <w:rPr>
+                    <w:rStyle w:val="katex-mathml"/>
+                    <w:rFonts w:ascii="Cambria Math" w:hAnsi="Cambria Math"/>
+                    <w:i/>
+                  </w:rPr>
+                </m:ctrlPr>
+              </m:accPr>
+              <m:e>
+                <m:r>
+                  <w:rPr>
+                    <w:rStyle w:val="katex-mathml"/>
+                    <w:rFonts w:ascii="Cambria Math" w:hAnsi="Cambria Math"/>
+                  </w:rPr>
+                  <m:t>q</m:t>
+                </m:r>
+              </m:e>
+            </m:acc>
+          </m:e>
+          <m:sup>
+            <m:r>
+              <w:rPr>
+                <w:rStyle w:val="katex-mathml"/>
+                <w:rFonts w:ascii="Cambria Math" w:hAnsi="Cambria Math"/>
+              </w:rPr>
+              <m:t>i</m:t>
+            </m:r>
+          </m:sup>
+        </m:sSup>
+        <m:r>
+          <w:rPr>
+            <w:rStyle w:val="katex-mathml"/>
+            <w:rFonts w:ascii="Cambria Math" w:hAnsi="Cambria Math"/>
+          </w:rPr>
+          <m:t>,t)</m:t>
+        </m:r>
+      </m:oMath>
+      <w:r>
+        <w:t>, the Hamiltonian is constructed via:</w:t>
+      </w:r>
+    </w:p>
+    <w:p/>
     <w:p/>
     <w:p/>
     <w:sectPr>
@@ -944,6 +1083,58 @@
       <w:spacing w:val="5"/>
     </w:rPr>
   </w:style>
+  <w:style w:type="character" w:styleId="Strong">
+    <w:name w:val="Strong"/>
+    <w:basedOn w:val="DefaultParagraphFont"/>
+    <w:uiPriority w:val="22"/>
+    <w:qFormat/>
+    <w:rsid w:val="00166765"/>
+    <w:rPr>
+      <w:b/>
+      <w:bCs/>
+    </w:rPr>
+  </w:style>
+  <w:style w:type="character" w:styleId="Emphasis">
+    <w:name w:val="Emphasis"/>
+    <w:basedOn w:val="DefaultParagraphFont"/>
+    <w:uiPriority w:val="20"/>
+    <w:qFormat/>
+    <w:rsid w:val="00166765"/>
+    <w:rPr>
+      <w:i/>
+      <w:iCs/>
+    </w:rPr>
+  </w:style>
+  <w:style w:type="character" w:customStyle="1" w:styleId="katex-mathml">
+    <w:name w:val="katex-mathml"/>
+    <w:basedOn w:val="DefaultParagraphFont"/>
+    <w:rsid w:val="00166765"/>
+  </w:style>
+  <w:style w:type="character" w:customStyle="1" w:styleId="mord">
+    <w:name w:val="mord"/>
+    <w:basedOn w:val="DefaultParagraphFont"/>
+    <w:rsid w:val="00166765"/>
+  </w:style>
+  <w:style w:type="character" w:customStyle="1" w:styleId="mopen">
+    <w:name w:val="mopen"/>
+    <w:basedOn w:val="DefaultParagraphFont"/>
+    <w:rsid w:val="00166765"/>
+  </w:style>
+  <w:style w:type="character" w:customStyle="1" w:styleId="mpunct">
+    <w:name w:val="mpunct"/>
+    <w:basedOn w:val="DefaultParagraphFont"/>
+    <w:rsid w:val="00166765"/>
+  </w:style>
+  <w:style w:type="character" w:customStyle="1" w:styleId="vlist-s">
+    <w:name w:val="vlist-s"/>
+    <w:basedOn w:val="DefaultParagraphFont"/>
+    <w:rsid w:val="00166765"/>
+  </w:style>
+  <w:style w:type="character" w:customStyle="1" w:styleId="mclose">
+    <w:name w:val="mclose"/>
+    <w:basedOn w:val="DefaultParagraphFont"/>
+    <w:rsid w:val="00166765"/>
+  </w:style>
 </w:styles>
 </file>
 
